--- a/Volume 1/Chapter 04 - Databases/SPA_Vol1_Ch4_Lesson4_7_UPDATE.docx
+++ b/Volume 1/Chapter 04 - Databases/SPA_Vol1_Ch4_Lesson4_7_UPDATE.docx
@@ -631,6 +631,7 @@
         <w:pStyle w:val="CommandBlock"/>
       </w:pPr>
       <w:r>
+        <w:lastRenderedPageBreak/>
         <w:t xml:space="preserve">  sql/reset_contacts_go.sql</w:t>
       </w:r>
     </w:p>
@@ -4377,23 +4378,23 @@
         <w:pStyle w:val="SourceCode"/>
       </w:pPr>
       <w:r>
-        <w:t xml:space="preserve">    // Placeholder 1 is the phone, as text. Placeholder 2 is the id, an</w:t>
-      </w:r>
-    </w:p>
-    <w:p>
-      <w:pPr>
-        <w:pStyle w:val="SourceCode"/>
-      </w:pPr>
-      <w:r>
-        <w:t xml:space="preserve">    // int: MYSQL_TYPE_LONG is MySQL's name for a 32-bit whole number, and</w:t>
-      </w:r>
-    </w:p>
-    <w:p>
-      <w:pPr>
-        <w:pStyle w:val="SourceCode"/>
-      </w:pPr>
-      <w:r>
-        <w:t xml:space="preserve">    // buffer holds the int's address. A number needs no buffer_length.</w:t>
+        <w:t xml:space="preserve">    // Remember, memset zeroes every field first. Placeholder 1 is the phone,</w:t>
+      </w:r>
+    </w:p>
+    <w:p>
+      <w:pPr>
+        <w:pStyle w:val="SourceCode"/>
+      </w:pPr>
+      <w:r>
+        <w:t xml:space="preserve">    // as text; placeholder 2 is the id, an int: MYSQL_TYPE_LONG is MySQL's</w:t>
+      </w:r>
+    </w:p>
+    <w:p>
+      <w:pPr>
+        <w:pStyle w:val="SourceCode"/>
+      </w:pPr>
+      <w:r>
+        <w:t xml:space="preserve">    // 32-bit whole number, buffer holds its address, and no buffer_length.</w:t>
       </w:r>
     </w:p>
     <w:p>
@@ -4478,23 +4479,23 @@
         <w:pStyle w:val="SourceCode"/>
       </w:pPr>
       <w:r>
-        <w:t xml:space="preserve">    // mysql_stmt_affected_rows is the count the server reported for the</w:t>
-      </w:r>
-    </w:p>
-    <w:p>
-      <w:pPr>
-        <w:pStyle w:val="SourceCode"/>
-      </w:pPr>
-      <w:r>
-        <w:t xml:space="preserve">    // UPDATE: here the rows matched, 1 when the contact exists and 0 when</w:t>
-      </w:r>
-    </w:p>
-    <w:p>
-      <w:pPr>
-        <w:pStyle w:val="SourceCode"/>
-      </w:pPr>
-      <w:r>
-        <w:t xml:space="preserve">    // it does not, because main asks for CLIENT_FOUND_ROWS.</w:t>
+        <w:t xml:space="preserve">    // mysql_stmt_affected_rows is the rows matched, 1 when the contact</w:t>
+      </w:r>
+    </w:p>
+    <w:p>
+      <w:pPr>
+        <w:pStyle w:val="SourceCode"/>
+      </w:pPr>
+      <w:r>
+        <w:t xml:space="preserve">    // exists and 0 when not, because main asks for CLIENT_FOUND_ROWS.</w:t>
+      </w:r>
+    </w:p>
+    <w:p>
+      <w:pPr>
+        <w:pStyle w:val="SourceCode"/>
+      </w:pPr>
+      <w:r>
+        <w:t xml:space="preserve">    // Remember, unsigned long long is never negative; %llu prints it.</w:t>
       </w:r>
     </w:p>
     <w:p>
@@ -6422,23 +6423,23 @@
         <w:pStyle w:val="SourceCode"/>
       </w:pPr>
       <w:r>
-        <w:t>// matched, or -1 when a step fails (a real count is never negative), after</w:t>
-      </w:r>
-    </w:p>
-    <w:p>
-      <w:pPr>
-        <w:pStyle w:val="SourceCode"/>
-      </w:pPr>
-      <w:r>
-        <w:t>// one Error line with the server's reason. Every way out closes the</w:t>
-      </w:r>
-    </w:p>
-    <w:p>
-      <w:pPr>
-        <w:pStyle w:val="SourceCode"/>
-      </w:pPr>
-      <w:r>
-        <w:t>// statement. long long is a 64-bit whole number that can be negative.</w:t>
+        <w:t>// matched, or -1 after one Error line with the server's reason. long long</w:t>
+      </w:r>
+    </w:p>
+    <w:p>
+      <w:pPr>
+        <w:pStyle w:val="SourceCode"/>
+      </w:pPr>
+      <w:r>
+        <w:t>// is a 64-bit whole number that can be negative, as a real count never is;</w:t>
+      </w:r>
+    </w:p>
+    <w:p>
+      <w:pPr>
+        <w:pStyle w:val="SourceCode"/>
+      </w:pPr>
+      <w:r>
+        <w:t>// %lld prints it. Every way out closes the statement.</w:t>
       </w:r>
     </w:p>
     <w:p>
@@ -8968,15 +8969,15 @@
         <w:pStyle w:val="SourceCode"/>
       </w:pPr>
       <w:r>
-        <w:t xml:space="preserve">    // Remember, next() returns false when no rows are left, and isNull(4)</w:t>
-      </w:r>
-    </w:p>
-    <w:p>
-      <w:pPr>
-        <w:pStyle w:val="SourceCode"/>
-      </w:pPr>
-      <w:r>
-        <w:t xml:space="preserve">    // is true when column 4, phone, holds NULL.</w:t>
+        <w:t xml:space="preserve">    // Remember, next() returns false when no rows are left, isNull(4) is</w:t>
+      </w:r>
+    </w:p>
+    <w:p>
+      <w:pPr>
+        <w:pStyle w:val="SourceCode"/>
+      </w:pPr>
+      <w:r>
+        <w:t xml:space="preserve">    // true for a NULL phone, and std::unique_ptr frees the rows at the end.</w:t>
       </w:r>
     </w:p>
     <w:p>
@@ -12286,15 +12287,15 @@
         <w:pStyle w:val="SourceCode"/>
       </w:pPr>
       <w:r>
-        <w:t xml:space="preserve">    // Remember, each @name is a named placeholder: the values travel apart</w:t>
-      </w:r>
-    </w:p>
-    <w:p>
-      <w:pPr>
-        <w:pStyle w:val="SourceCode"/>
-      </w:pPr>
-      <w:r>
-        <w:t xml:space="preserve">    // from the SQL (Lesson 4.5).</w:t>
+        <w:t xml:space="preserve">    // Remember, each @name is a named placeholder: the connector fills in</w:t>
+      </w:r>
+    </w:p>
+    <w:p>
+      <w:pPr>
+        <w:pStyle w:val="SourceCode"/>
+      </w:pPr>
+      <w:r>
+        <w:t xml:space="preserve">    // each value safely, writing it into the SQL text (Lesson 4.5).</w:t>
       </w:r>
     </w:p>
     <w:p>
@@ -12983,15 +12984,15 @@
         <w:pStyle w:val="SourceCode"/>
       </w:pPr>
       <w:r>
-        <w:t xml:space="preserve">        // Remember, Read returns false when no rows are left, and</w:t>
-      </w:r>
-    </w:p>
-    <w:p>
-      <w:pPr>
-        <w:pStyle w:val="SourceCode"/>
-      </w:pPr>
-      <w:r>
-        <w:t xml:space="preserve">        // IsDBNull(3) is true when column 3, phone, holds NULL.</w:t>
+        <w:t xml:space="preserve">        // Remember, Read returns false when no rows are left, IsDBNull(3)</w:t>
+      </w:r>
+    </w:p>
+    <w:p>
+      <w:pPr>
+        <w:pStyle w:val="SourceCode"/>
+      </w:pPr>
+      <w:r>
+        <w:t xml:space="preserve">        // is true for a NULL phone, and using closes the reader at the end.</w:t>
       </w:r>
     </w:p>
     <w:p>
@@ -16567,7 +16568,7 @@
         <w:pStyle w:val="SourceCode"/>
       </w:pPr>
       <w:r>
-        <w:t xml:space="preserve">    // 2.7), and strings.Contains reports whether phoneCharacters has it.</w:t>
+        <w:t xml:space="preserve">    // 2.6), and strings.Contains reports whether phoneCharacters has it.</w:t>
       </w:r>
     </w:p>
     <w:p>
@@ -19034,15 +19035,15 @@
         <w:pStyle w:val="SourceCode"/>
       </w:pPr>
       <w:r>
-        <w:t>// the error value of the first step that fails. defer closes the rows</w:t>
-      </w:r>
-    </w:p>
-    <w:p>
-      <w:pPr>
-        <w:pStyle w:val="SourceCode"/>
-      </w:pPr>
-      <w:r>
-        <w:t>// when the function returns, whichever return it is.</w:t>
+        <w:t>// the first error; rows.Err() is nil when the rows simply ran out. defer</w:t>
+      </w:r>
+    </w:p>
+    <w:p>
+      <w:pPr>
+        <w:pStyle w:val="SourceCode"/>
+      </w:pPr>
+      <w:r>
+        <w:t>// closes the rows when the function returns, whichever return it is.</w:t>
       </w:r>
     </w:p>
     <w:p>
@@ -19970,7 +19971,7 @@
         <w:pStyle w:val="ListBullet"/>
       </w:pPr>
       <w:r>
-        <w:t>phone[position:position+1] is the one character at position, as text (Lesson 2.7), and strings.Contains reports whether the allowed list contains it. Go's len counts bytes, and a letter such as é takes two, so it is checked byte by byte; neither byte is in the list, so it is rejected, as it should be.</w:t>
+        <w:t>phone[position:position+1] is the one character at position, as text (Lesson 2.6), and strings.Contains reports whether the allowed list contains it. Go's len counts bytes, and a letter such as é takes two, so it is checked byte by byte; neither byte is in the list, so it is rejected, as it should be.</w:t>
       </w:r>
     </w:p>
     <w:p>
@@ -20166,7 +20167,7 @@
         <w:pStyle w:val="SourceCode"/>
       </w:pPr>
       <w:r>
-        <w:t># %s is a placeholder: the values travel apart from the SQL (Lesson 4.5).</w:t>
+        <w:t># %s is a placeholder: the connector writes each value in safely (Lesson 4.5).</w:t>
       </w:r>
     </w:p>
     <w:p>
@@ -20611,23 +20612,23 @@
         <w:pStyle w:val="SourceCode"/>
       </w:pPr>
       <w:r>
-        <w:t xml:space="preserve">    # 0 rows matched means no row has this id, so nothing was changed. It</w:t>
-      </w:r>
-    </w:p>
-    <w:p>
-      <w:pPr>
-        <w:pStyle w:val="SourceCode"/>
-      </w:pPr>
-      <w:r>
-        <w:t xml:space="preserve">    # is not an error: the UPDATE ran and found no row, and the program</w:t>
-      </w:r>
-    </w:p>
-    <w:p>
-      <w:pPr>
-        <w:pStyle w:val="SourceCode"/>
-      </w:pPr>
-      <w:r>
-        <w:t xml:space="preserve">    # says so on its normal output.</w:t>
+        <w:t xml:space="preserve">    # 0 rows matched means no row has this id: not an error, the UPDATE ran</w:t>
+      </w:r>
+    </w:p>
+    <w:p>
+      <w:pPr>
+        <w:pStyle w:val="SourceCode"/>
+      </w:pPr>
+      <w:r>
+        <w:t xml:space="preserve">    # and found no row, so it prints on the normal output. Remember,</w:t>
+      </w:r>
+    </w:p>
+    <w:p>
+      <w:pPr>
+        <w:pStyle w:val="SourceCode"/>
+      </w:pPr>
+      <w:r>
+        <w:t xml:space="preserve">    # side-by-side literals join, so each print below writes one line.</w:t>
       </w:r>
     </w:p>
     <w:p>
@@ -29086,31 +29087,31 @@
       </w:rPr>
     </w:lvl>
   </w:abstractNum>
-  <w:num w:numId="1" w16cid:durableId="353265848">
+  <w:num w:numId="1" w16cid:durableId="1295134012">
     <w:abstractNumId w:val="8"/>
   </w:num>
-  <w:num w:numId="2" w16cid:durableId="1740709412">
+  <w:num w:numId="2" w16cid:durableId="27531033">
     <w:abstractNumId w:val="6"/>
   </w:num>
-  <w:num w:numId="3" w16cid:durableId="803356073">
+  <w:num w:numId="3" w16cid:durableId="1241450789">
     <w:abstractNumId w:val="5"/>
   </w:num>
-  <w:num w:numId="4" w16cid:durableId="339504520">
+  <w:num w:numId="4" w16cid:durableId="75632304">
     <w:abstractNumId w:val="4"/>
   </w:num>
-  <w:num w:numId="5" w16cid:durableId="797652422">
+  <w:num w:numId="5" w16cid:durableId="1137720930">
     <w:abstractNumId w:val="7"/>
   </w:num>
-  <w:num w:numId="6" w16cid:durableId="2062828307">
+  <w:num w:numId="6" w16cid:durableId="2133091935">
     <w:abstractNumId w:val="3"/>
   </w:num>
-  <w:num w:numId="7" w16cid:durableId="1847398887">
+  <w:num w:numId="7" w16cid:durableId="1881622000">
     <w:abstractNumId w:val="2"/>
   </w:num>
-  <w:num w:numId="8" w16cid:durableId="1692297590">
+  <w:num w:numId="8" w16cid:durableId="1608389446">
     <w:abstractNumId w:val="1"/>
   </w:num>
-  <w:num w:numId="9" w16cid:durableId="516237953">
+  <w:num w:numId="9" w16cid:durableId="579680948">
     <w:abstractNumId w:val="0"/>
   </w:num>
 </w:numbering>
